--- a/klagomål/A 43711-2025 FSC-klagomål.docx
+++ b/klagomål/A 43711-2025 FSC-klagomål.docx
@@ -1195,7 +1195,7 @@
     <w:r>
       <w:tab/>
       <w:tab/>
-      <w:t>2026-10-19</w:t>
+      <w:t>2026-10-20</w:t>
       <w:br/>
       <w:br/>
     </w:r>

--- a/klagomål/A 43711-2025 FSC-klagomål.docx
+++ b/klagomål/A 43711-2025 FSC-klagomål.docx
@@ -1195,7 +1195,7 @@
     <w:r>
       <w:tab/>
       <w:tab/>
-      <w:t>2026-10-20</w:t>
+      <w:t>2026-10-21</w:t>
       <w:br/>
       <w:br/>
     </w:r>

--- a/klagomål/A 43711-2025 FSC-klagomål.docx
+++ b/klagomål/A 43711-2025 FSC-klagomål.docx
@@ -1195,7 +1195,7 @@
     <w:r>
       <w:tab/>
       <w:tab/>
-      <w:t>2026-10-21</w:t>
+      <w:t>2026-10-22</w:t>
       <w:br/>
       <w:br/>
     </w:r>

--- a/klagomål/A 43711-2025 FSC-klagomål.docx
+++ b/klagomål/A 43711-2025 FSC-klagomål.docx
@@ -1195,7 +1195,7 @@
     <w:r>
       <w:tab/>
       <w:tab/>
-      <w:t>2026-10-22</w:t>
+      <w:t>2026-10-23</w:t>
       <w:br/>
       <w:br/>
     </w:r>

--- a/klagomål/A 43711-2025 FSC-klagomål.docx
+++ b/klagomål/A 43711-2025 FSC-klagomål.docx
@@ -1195,7 +1195,7 @@
     <w:r>
       <w:tab/>
       <w:tab/>
-      <w:t>2026-10-23</w:t>
+      <w:t>2026-10-24</w:t>
       <w:br/>
       <w:br/>
     </w:r>

--- a/klagomål/A 43711-2025 FSC-klagomål.docx
+++ b/klagomål/A 43711-2025 FSC-klagomål.docx
@@ -1195,7 +1195,7 @@
     <w:r>
       <w:tab/>
       <w:tab/>
-      <w:t>2026-10-24</w:t>
+      <w:t>2026-10-25</w:t>
       <w:br/>
       <w:br/>
     </w:r>

--- a/klagomål/A 43711-2025 FSC-klagomål.docx
+++ b/klagomål/A 43711-2025 FSC-klagomål.docx
@@ -1195,7 +1195,7 @@
     <w:r>
       <w:tab/>
       <w:tab/>
-      <w:t>2026-10-25</w:t>
+      <w:t>2026-10-26</w:t>
       <w:br/>
       <w:br/>
     </w:r>

--- a/klagomål/A 43711-2025 FSC-klagomål.docx
+++ b/klagomål/A 43711-2025 FSC-klagomål.docx
@@ -178,7 +178,7 @@
       <w:r>
         <w:drawing>
           <wp:inline xmlns:a="http://schemas.openxmlformats.org/drawingml/2006/main" xmlns:pic="http://schemas.openxmlformats.org/drawingml/2006/picture">
-            <wp:extent cx="5486400" cy="4870477"/>
+            <wp:extent cx="5486400" cy="4591724"/>
             <wp:docPr id="1" name="Picture 1"/>
             <wp:cNvGraphicFramePr>
               <a:graphicFrameLocks noChangeAspect="1"/>
@@ -199,7 +199,7 @@
                   <pic:spPr>
                     <a:xfrm>
                       <a:off x="0" y="0"/>
-                      <a:ext cx="5486400" cy="4870477"/>
+                      <a:ext cx="5486400" cy="4591724"/>
                     </a:xfrm>
                     <a:prstGeom prst="rect"/>
                   </pic:spPr>
@@ -221,7 +221,7 @@
     </w:p>
     <w:p>
       <w:r>
-        <w:t>I och inom 9 meter från avverkningsanmälan finns fynd av 4 naturvårdsarter, varav 3 är rödlistade, 2 är fridlysta, 3 är typiska (T) och 1 är signalart (S): knärot (VU, T, §8), talltagel (NT, T), talltita (NT, §4) och bollvitmossa (S, T). Se Figur 1.</w:t>
+        <w:t>I och inom 9 meter från avverkningsanmälan finns fynd av 10 naturvårdsarter, varav 7 är rödlistade, 4 är fridlysta, 7 är typiska (T) och 2 är signalarter (S): knärot (VU, T, §8), skuggnål (VU), blanksvart spiklav (NT), lunglav (NT, T), talltagel (NT, T), talltita (NT, §4), tretåig hackspett (NT, T, §4), bollvitmossa (S, T), skinnlav (S, T) och tjäder (T, §4). Se Figur 1.</w:t>
       </w:r>
     </w:p>
     <w:p>
@@ -352,6 +352,84 @@
         <w:rPr>
           <w:b/>
         </w:rPr>
+        <w:t xml:space="preserve">Skuggnål (VU) </w:t>
+      </w:r>
+      <w:r>
+        <w:t>växer främst vid basen av gamla grova granar i gamla boreala barrskogar med hög bonitet och mycket hög luftfuktighet. Minskningstakten har uppgått till 30 (20–50) % under de senaste 50 åren och överstiger gränsvärdet för Sårbar (VU) enligt A-kriteriet. (A2bc+4bc). Vid skogliga inventeringar är skuggnål en art som måste eftersökas och dess växtplatser ska bedömas som nyckelbiotoper (SLU Artdatabanken, 2024).</w:t>
+      </w:r>
+    </w:p>
+    <w:p>
+      <w:r>
+        <w:rPr>
+          <w:b/>
+        </w:rPr>
+        <w:t>Blanksvart spiklav (NT)</w:t>
+      </w:r>
+      <w:r>
+        <w:t xml:space="preserve"> förekommer på torr, hård, gammal kärnved men även på äldre ytved av tall i naturskogsartade bestånd med begränsad brandpåverkan och ostörd hydrologi. Skogsbruksåtgärder på eller i närheten av lokaler med blanksvart spiklav utgör ett hot. Naturskogsartade öppna tall- och barrblandskogar med blanksvart spiklav indikerar höga biologiska värden och bör bevaras (SLU Artdatabanken, 2024).</w:t>
+      </w:r>
+    </w:p>
+    <w:p>
+      <w:r>
+        <w:rPr>
+          <w:b/>
+        </w:rPr>
+        <w:t>Lunglav (NT)</w:t>
+      </w:r>
+      <w:r>
+        <w:t xml:space="preserve"> är en av vårt lands främsta signalarter som överallt indikerar gamla lövträd, skogsbestånd med höga naturvärden och ekosystem med långskoglig kontinuitet. Lokalt kan förekomsten vara mycket riklig men den hittas nästan enbart i gamla och ej slutavverkade skogar. Artens samtliga förekomster bör uppmärksammas från naturvårdssynpunkt, då många lokaler även hyser andra ovanliga och rödlistade arter. Rikliga förekomster bör skyddas med biotopskydd, frivilliga avsättningar eller reservat. På lunglav kan de sällsynta lavparasiterna lunglavshårprick (CR), </w:t>
+      </w:r>
+      <w:r>
+        <w:rPr>
+          <w:i/>
+        </w:rPr>
+        <w:t>Abrothallus diederichii</w:t>
+      </w:r>
+      <w:r>
+        <w:t xml:space="preserve"> (VU), </w:t>
+      </w:r>
+      <w:r>
+        <w:rPr>
+          <w:i/>
+        </w:rPr>
+        <w:t>Abrothallus lobariae</w:t>
+      </w:r>
+      <w:r>
+        <w:t xml:space="preserve"> (VU), </w:t>
+      </w:r>
+      <w:r>
+        <w:rPr>
+          <w:i/>
+        </w:rPr>
+        <w:t>Calycina lobariae</w:t>
+      </w:r>
+      <w:r>
+        <w:t xml:space="preserve"> (VU), lunglavsknapp (VU) och skrovelmössing (VU) påträffas. Lunglav är typisk art för </w:t>
+      </w:r>
+      <w:r>
+        <w:rPr>
+          <w:i/>
+        </w:rPr>
+        <w:t>9010 Taiga, 9020 Nordlig ädellövskog, 9110 Näringsfattig bokskog, 9130 Näringsrik bokskog, 9160 Näringsrik ekskog, 9180 Ädellövskog i branter, 9190 Näringsfattig ekskog, 9070 Trädklädd betesmark, 9040 Fjällbjörkskog</w:t>
+      </w:r>
+      <w:r>
+        <w:t xml:space="preserve"> och</w:t>
+      </w:r>
+      <w:r>
+        <w:rPr>
+          <w:i/>
+        </w:rPr>
+        <w:t xml:space="preserve"> 6530 Lövängar</w:t>
+      </w:r>
+      <w:r>
+        <w:t xml:space="preserve"> (SLU Artdatabanken, 2026; Nitare &amp; Skogsstyrelsen, 2019).</w:t>
+      </w:r>
+    </w:p>
+    <w:p>
+      <w:r>
+        <w:rPr>
+          <w:b/>
+        </w:rPr>
         <w:t>Talltagel (NT)</w:t>
       </w:r>
       <w:r>
@@ -383,6 +461,35 @@
         <w:rPr>
           <w:b/>
         </w:rPr>
+        <w:t>Tretåig hackspett (NT, §4)</w:t>
+      </w:r>
+      <w:r>
+        <w:t xml:space="preserve"> är rödlistad som nära hotad och ingår i bilaga 1 i EU:s fågeldirektiv. Tretåig hackspett är för sin överlevnad beroende av kontinuerlig tillförsel av äldre döende och död ved, som sker genom naturliga självgallringsprocesser i äldre grannaturskogar och barrblandade naturskogar. Om en skog genom skogsbruk gallras eller glesas ur så upphör och uteblir i stort sett den naturliga självgallringsprocessen för mycket lång tid framöver vilket omöjliggör upprätthållandet av den kontinuerliga ekologiska funktionen i ett område. Det finns studier som visar att naturskogens självgallringsprocess som den tretåiga hackspetten är beroende av, inte kan ersättas med efterlämnad hänsyn i skogsbruket (Imbeau &amp; Desrochers, 2002). Storleken på häckningsreviret varierar med skogstypen, förekomsten av död ved och graden av fragmentering, men är i allmänhet i storleksordningen 25–100 hektar. Vintertid krävs ofta betydligt större områden och det finns studier som antyder att arten behöver minst 100 hektar äldre skog. I områden med låg bonitet kan det behövas över 200 hektar lämpligt habitat för att ett par ska kunna reproducera sig. Områden med dokumenterad permanent förekomst i naturskogsmiljöer har vanligen så stora naturvärden att skogsbruk är olämpligt. Tretåig hackspett är typisk art för </w:t>
+      </w:r>
+      <w:r>
+        <w:rPr>
+          <w:i/>
+        </w:rPr>
+        <w:t xml:space="preserve">9010 Taiga, 9740 Skogsbevuxen myr, 9030 Landhöjningsskog </w:t>
+      </w:r>
+      <w:r>
+        <w:t xml:space="preserve">och </w:t>
+      </w:r>
+      <w:r>
+        <w:rPr>
+          <w:i/>
+        </w:rPr>
+        <w:t>9040 Fjällbjörkskog</w:t>
+      </w:r>
+      <w:r>
+        <w:t xml:space="preserve"> (Skogsstyrelsen, 2016; SLU Artdatabanken, 2024).</w:t>
+      </w:r>
+    </w:p>
+    <w:p>
+      <w:r>
+        <w:rPr>
+          <w:b/>
+        </w:rPr>
         <w:t xml:space="preserve">Bollvitmossa </w:t>
       </w:r>
       <w:r>
@@ -405,6 +512,64 @@
       </w:r>
       <w:r>
         <w:t>(SLU Artdatabanken, 2025; Nitare &amp; Skogsstyrelsen, 2019).</w:t>
+      </w:r>
+    </w:p>
+    <w:p>
+      <w:r>
+        <w:rPr>
+          <w:b/>
+        </w:rPr>
+        <w:t xml:space="preserve">Skinnlav </w:t>
+      </w:r>
+      <w:r>
+        <w:t xml:space="preserve">förekommer på diverse lövträd, främst på gammal asp och sälg. Den påträffas främst i områden med lång kontinuitet av grova lövträd och signalerar skogsmark med höga naturvärden. På lokalerna förekommer som regel ett flertal andra ovanliga eller rödlistade lavar. I likhet med gelélavarna, etablerar sig skinnlaven i skogsmark på grova aspar i sena lövsuccessioner. Skinnlav är typisk art för </w:t>
+      </w:r>
+      <w:r>
+        <w:rPr>
+          <w:i/>
+        </w:rPr>
+        <w:t xml:space="preserve">9010 Taiga, 9020 Nordlig ädellövskog </w:t>
+      </w:r>
+      <w:r>
+        <w:t xml:space="preserve">och </w:t>
+      </w:r>
+      <w:r>
+        <w:rPr>
+          <w:i/>
+        </w:rPr>
+        <w:t xml:space="preserve">9070 Trädklädd betesmark </w:t>
+      </w:r>
+      <w:r>
+        <w:t>(Nitare &amp; Skogsstyrelsen, 2019; SLU Artdatabanken, 2025).</w:t>
+      </w:r>
+    </w:p>
+    <w:p>
+      <w:r>
+        <w:rPr>
+          <w:b/>
+        </w:rPr>
+        <w:t>Tjäder (§4)</w:t>
+      </w:r>
+      <w:r>
+        <w:t xml:space="preserve"> omfattas av bilaga 1 och 2 EU:s fågeldirektiv och är typisk art för </w:t>
+      </w:r>
+      <w:r>
+        <w:rPr>
+          <w:i/>
+        </w:rPr>
+        <w:t xml:space="preserve">9010 Taiga </w:t>
+      </w:r>
+      <w:r>
+        <w:t xml:space="preserve">och </w:t>
+      </w:r>
+      <w:r>
+        <w:rPr>
+          <w:i/>
+        </w:rPr>
+        <w:t>9740 Skogsbevuxen myr</w:t>
+      </w:r>
+      <w:r>
+        <w:t>. Tjädern är en utpräglad skogsfågel knuten till större sammanhängande barrskogsområden. Tupparna och hönorna utnyttjar till viss del olika miljöer, och habitatvalet varierar dessutom mellan olika delar av året. För att det ska finnas livskraftiga tjäderbestånd krävs funktionella skogslandskap med en blandning av uppvuxen, gles och luckig skog, täta sumpskogar, myrar och andra små våtmarker. Arten försvinner när skogen fragmenteras och den sammanlagda arealen hyggen och andra öppna områden blir för stor. Ett småskaligt och försiktigt virkesuttag genom hyggesfria metoder kan i vissa fall vara möjligt i området inom 200 m från lekcentrum. Längre ut från lekcentrum, inom 200–500 m bör den avverkade ytan inte överskrida 1 hektar för att undvika alltför stora och snabba förändringar (Skogsstyrelsen, 2019; SLU Artdatabanken, 2024).</w:t>
       </w:r>
     </w:p>
     <w:p>
@@ -513,7 +678,7 @@
         <w:rPr>
           <w:i/>
         </w:rPr>
-        <w:t>I det avverkningsanmälda skogsområdet har 4 naturvårdsarter varav 3 rödlistade arter sina livsmiljöer och växtplatser.</w:t>
+        <w:t>I det avverkningsanmälda skogsområdet har 10 naturvårdsarter varav 7 rödlistade arter sina livsmiljöer och växtplatser.</w:t>
       </w:r>
     </w:p>
     <w:p>
@@ -710,7 +875,9 @@
         <w:pStyle w:val="Title"/>
       </w:pPr>
       <w:r>
-        <w:t>BILAGA 1 – Fridlysta arter</w:t>
+        <w:t>BILAGA 1 –</w:t>
+        <w:br/>
+        <w:t>Fridlysta och rödlistade arter</w:t>
       </w:r>
     </w:p>
     <w:p>
@@ -952,27 +1119,62 @@
         <w:pStyle w:val="Heading1"/>
       </w:pPr>
       <w:r>
-        <w:t>Talltita – ekologi samt krav på livsmiljön</w:t>
+        <w:t>Lunglav – ekologi samt krav på livsmiljön</w:t>
       </w:r>
     </w:p>
     <w:p>
       <w:r>
-        <w:t>Talltita är rödlistad som NT, fridlyst och prioriterad art i Skogsvårdslagen. Den omfattas av EU:s fågeldirektiv. Arten har minskat kraftigt de senaste 30 åren och minskningstakten innevarande 10-årsperiod beräknas till 20 (10–30) % (SLU Artdatabanken, 2022).</w:t>
+        <w:t xml:space="preserve">Lunglav (NT) är en av vårt lands främsta signalarter som överallt indikerar gamla lövträd, skogsbestånd med höga naturvärden och ekosystem med lång skoglig kontinuitet. Lokalt kan förekomsten vara mycket riklig men den hittas nästan enbart i gamla och ej slutavverkade skogar. Artens samtliga förekomster bör uppmärksammas från naturvårdssynpunkt, då många lokaler även hyser andra ovanliga och rödlistade arter, däribland de sällsynta lavparasiterna lunglavshårprick (CR), </w:t>
+      </w:r>
+      <w:r>
+        <w:rPr>
+          <w:i/>
+        </w:rPr>
+        <w:t>Abrothallus diederichii</w:t>
+      </w:r>
+      <w:r>
+        <w:t xml:space="preserve"> (VU), </w:t>
+      </w:r>
+      <w:r>
+        <w:rPr>
+          <w:i/>
+        </w:rPr>
+        <w:t>Abrothallus lobariae</w:t>
+      </w:r>
+      <w:r>
+        <w:t xml:space="preserve"> (VU), </w:t>
+      </w:r>
+      <w:r>
+        <w:rPr>
+          <w:i/>
+        </w:rPr>
+        <w:t>Calycina lobariae</w:t>
+      </w:r>
+      <w:r>
+        <w:t xml:space="preserve"> (VU), lunglavsknapp (VU) och skrovelmössing (VU), som växer på lunglav. Rikliga förekomster med lunglav bör skyddas med biotopskydd, frivilliga avsättningar eller reservat (SLU Artdatabanken, 2026; Nitare &amp; Skogsstyrelsen, 2019).</w:t>
       </w:r>
     </w:p>
     <w:p>
       <w:r>
-        <w:t>Talltita föredrar större sammanhängande barrskogar, och finns såväl i tallskog som granskog och i lövblandad barrskog. Skogens struktur är viktig och ska helst vara flerskiktad med riklig underväxt av mindre granar, björk och andra lövträd och buskar. Tillgång på murknande högstubbar är särskilt viktig, eftersom talltitan helst själv hackar ut sitt bohål (SLU Artdatabanken, 2022).</w:t>
-      </w:r>
-    </w:p>
-    <w:p>
-      <w:r>
-        <w:t>Det finns flera studier som visar att talltita är känslig för gallring och inte överlever när dess livsmiljö kalavverkas (Eggers and Low, 2014; Griesser et al., 2007; Klein, 2020). Talltitans revir är förhållandevis stora, 10–20 hektar och arten missgynnas när skogen fragmenteras. Kalavverkning av större delar av reviret innebär att det överges (Artdatabanken, 2021).</w:t>
-      </w:r>
-    </w:p>
-    <w:p>
-      <w:r>
-        <w:t>Talltitan är synnerligen trogen sitt revir så länge paret lever och biotopen förblir intakt. Paret stannar i sitt revir året om. En förlust av ett revir har därför en stor inverkan på den lokala populationen och trakthyggesbruket anses vara orsak till den svenska populationens kraftiga minskning. Talltiteparets revirtrohet innebär att närhelst under året man observerar en adult talltita så ingår denna plats i reviret (Siffczyk et al., 2003; Ekman, 1979).</w:t>
+        <w:t xml:space="preserve">Lunglav är typisk art för </w:t>
+      </w:r>
+      <w:r>
+        <w:rPr>
+          <w:i/>
+        </w:rPr>
+        <w:t>9010 Taiga, 9020 Nordlig ädellövskog, 9110 Näringsfattig bokskog, 9130 Näringsrik bokskog, 9160 Näringsrik ekskog, 9180 Ädellövskog i branter, 9190 Näringsfattig ekskog, 9070 Trädklädd betesmark, 9040 Fjällbjörkskog</w:t>
+      </w:r>
+      <w:r>
+        <w:t xml:space="preserve"> och</w:t>
+      </w:r>
+      <w:r>
+        <w:rPr>
+          <w:i/>
+        </w:rPr>
+        <w:t xml:space="preserve"> 6530 Lövängar</w:t>
+      </w:r>
+      <w:r>
+        <w:t xml:space="preserve"> (SLU Artdatabanken, 2026).</w:t>
       </w:r>
     </w:p>
     <w:p>
@@ -980,6 +1182,70 @@
         <w:pStyle w:val="Heading2"/>
       </w:pPr>
       <w:r>
+        <w:t>Referenser – lunglav</w:t>
+      </w:r>
+    </w:p>
+    <w:p>
+      <w:r>
+        <w:t xml:space="preserve">Nitare, J. och Skogsstyrelsen, 2019. </w:t>
+      </w:r>
+      <w:r>
+        <w:rPr>
+          <w:i/>
+        </w:rPr>
+        <w:t xml:space="preserve">Skyddsvärd skog – Naturvårdsarter och andra kriterier för naturvärdesbedömning. </w:t>
+      </w:r>
+      <w:r>
+        <w:t>Skogsstyrelsen.</w:t>
+      </w:r>
+    </w:p>
+    <w:p>
+      <w:r>
+        <w:t xml:space="preserve">SLU Artdatabanken, 2026. </w:t>
+      </w:r>
+      <w:r>
+        <w:rPr>
+          <w:i/>
+        </w:rPr>
+        <w:t xml:space="preserve">Artfaktablad. Naturvård – artfakta. </w:t>
+      </w:r>
+      <w:r>
+        <w:t>SLU Artdatabanken, Uppsala.</w:t>
+      </w:r>
+    </w:p>
+    <w:p>
+      <w:pPr>
+        <w:pStyle w:val="Heading1"/>
+      </w:pPr>
+      <w:r>
+        <w:t>Talltita – ekologi samt krav på livsmiljön</w:t>
+      </w:r>
+    </w:p>
+    <w:p>
+      <w:r>
+        <w:t>Talltita är rödlistad som NT, fridlyst och prioriterad art i Skogsvårdslagen. Den omfattas av EU:s fågeldirektiv. Arten har minskat kraftigt de senaste 30 åren och minskningstakten innevarande 10-årsperiod beräknas till 20 (10–30) % (SLU Artdatabanken, 2022).</w:t>
+      </w:r>
+    </w:p>
+    <w:p>
+      <w:r>
+        <w:t>Talltita föredrar större sammanhängande barrskogar, och finns såväl i tallskog som granskog och i lövblandad barrskog. Skogens struktur är viktig och ska helst vara flerskiktad med riklig underväxt av mindre granar, björk och andra lövträd och buskar. Tillgång på murknande högstubbar är särskilt viktig, eftersom talltitan helst själv hackar ut sitt bohål (SLU Artdatabanken, 2022).</w:t>
+      </w:r>
+    </w:p>
+    <w:p>
+      <w:r>
+        <w:t>Det finns flera studier som visar att talltita är känslig för gallring och inte överlever när dess livsmiljö kalavverkas (Eggers and Low, 2014; Griesser et al., 2007; Klein, 2020). Talltitans revir är förhållandevis stora, 10–20 hektar och arten missgynnas när skogen fragmenteras. Kalavverkning av större delar av reviret innebär att det överges (Artdatabanken, 2021).</w:t>
+      </w:r>
+    </w:p>
+    <w:p>
+      <w:r>
+        <w:t>Talltitan är synnerligen trogen sitt revir så länge paret lever och biotopen förblir intakt. Paret stannar i sitt revir året om. En förlust av ett revir har därför en stor inverkan på den lokala populationen och trakthyggesbruket anses vara orsak till den svenska populationens kraftiga minskning. Talltiteparets revirtrohet innebär att närhelst under året man observerar en adult talltita så ingår denna plats i reviret (Siffczyk et al., 2003; Ekman, 1979).</w:t>
+      </w:r>
+    </w:p>
+    <w:p>
+      <w:pPr>
+        <w:pStyle w:val="Heading2"/>
+      </w:pPr>
+      <w:r>
         <w:t>Referenser – talltita</w:t>
       </w:r>
     </w:p>
@@ -1056,6 +1322,276 @@
     <w:p>
       <w:r>
         <w:t xml:space="preserve">SLU Artdatabanken, 2021. </w:t>
+      </w:r>
+      <w:r>
+        <w:rPr>
+          <w:i/>
+        </w:rPr>
+        <w:t xml:space="preserve">Artfaktablad. Naturvård – artfakta. </w:t>
+      </w:r>
+      <w:r>
+        <w:t>SLU Artdatabanken, Uppsala</w:t>
+      </w:r>
+    </w:p>
+    <w:p>
+      <w:pPr>
+        <w:pStyle w:val="Heading1"/>
+      </w:pPr>
+      <w:r>
+        <w:t>Tretåig hackspett – ekologi samt krav på livsmiljön</w:t>
+      </w:r>
+    </w:p>
+    <w:p>
+      <w:r>
+        <w:t xml:space="preserve">Tretåig hackspett (NT) är fridlyst enligt §4 Artskyddsförordningen och finns med som prioriterad art i Skogsstyrelsen vägledning för skogsbruket (bilaga 4 till SVL). I vägledningen står bland annat att: </w:t>
+      </w:r>
+      <w:r>
+        <w:rPr>
+          <w:i/>
+        </w:rPr>
+        <w:t xml:space="preserve">“Tretåig hackspett har stora arealkrav och höga krav på sin livsmiljö. Omdaningen av naturskogar till kulturskogar medför en förlust av viktiga miljöer, något som förstärks av ökad fragmentering till följd av avverkningar.” </w:t>
+      </w:r>
+      <w:r>
+        <w:t xml:space="preserve">Vidare att: </w:t>
+      </w:r>
+      <w:r>
+        <w:rPr>
+          <w:i/>
+        </w:rPr>
+        <w:t>“Områden med dokumenterad permanent förekomst i naturskogsmiljöer har vanligen så stora naturvärden att skogsbruk är olämpligt”</w:t>
+      </w:r>
+      <w:r>
+        <w:t xml:space="preserve"> (SLU Artdatabanken, 2024; Skogsstyrelsen, 2016)</w:t>
+      </w:r>
+      <w:r>
+        <w:rPr>
+          <w:i/>
+        </w:rPr>
+        <w:t>.</w:t>
+      </w:r>
+    </w:p>
+    <w:p>
+      <w:r>
+        <w:t>Tretåig hackspett är beroende av större sammanhängande naturskogar med kontinuerlig tillgång och nybildning av död ved och fragmentering av livsmiljöerna utgör ett stort hot mot arten (se exempelvis Stachura-Skierczynska et al., 2009; Wesolowski et al., 2005; Butler et al., 2004; Pakkala et al., 2002; Amcoff et al., 1996; Virkkala, 1991). Det finns studier som visar att naturskogens självgallringsprocess som den tretåiga hackspetten är beroende av, inte kan ersättas med efterlämnad hänsyn i skogsbruket (Imbeau &amp; Desrochers, 2002).</w:t>
+      </w:r>
+    </w:p>
+    <w:p>
+      <w:r>
+        <w:t>Permanenta revir av tretåig hackspett karaktäriseras ofta av artens typiska ringformigt ordnade hackmärken på framför allt gamla granar. För att säkerställa att inte revir av tretåig hackspett drabbas av avverkningsplanerna bör en inventering göras i området både under häckningstid och under vintern, då arten utnyttjar betydligt större områden än under sommarens häckningsrevir. Storleken på häckningsreviret varierar med skogstypen, förekomsten av död ved och graden av fragmentering, men är i allmänhet i storleksordningen 25–100 hektar (SLU Artdatabanken, 2024; Skogsstyrelsen, 2016).</w:t>
+      </w:r>
+    </w:p>
+    <w:p>
+      <w:r>
+        <w:t xml:space="preserve">Förutom fridlysning enligt §4 Artskyddsförordningen är tretåig hackspett även förtecknad i EU:s fågeldirektiv bilaga 1. Den är typisk art för </w:t>
+      </w:r>
+      <w:r>
+        <w:rPr>
+          <w:i/>
+        </w:rPr>
+        <w:t xml:space="preserve">9010 Taiga, 9740 Skogsbevuxen myr, 9030 Landhöjningsskog </w:t>
+      </w:r>
+      <w:r>
+        <w:t xml:space="preserve">och </w:t>
+      </w:r>
+      <w:r>
+        <w:rPr>
+          <w:i/>
+        </w:rPr>
+        <w:t>9040 Fjällbjörkskog</w:t>
+      </w:r>
+      <w:r>
+        <w:t xml:space="preserve"> samt ingår i Natura 2000 och är förtecknad i Bernkonventionen bilaga II (strikt skyddade djurarter) (SLU Artdatabanken, 2024; Skogsstyrelsen, 2016).</w:t>
+      </w:r>
+    </w:p>
+    <w:p>
+      <w:pPr>
+        <w:pStyle w:val="Heading2"/>
+      </w:pPr>
+      <w:r>
+        <w:t>Referenser – tretåig hackspett</w:t>
+      </w:r>
+    </w:p>
+    <w:p>
+      <w:r>
+        <w:t xml:space="preserve">Amcoff, M. &amp; Eriksson, P. 1996. </w:t>
+      </w:r>
+      <w:r>
+        <w:rPr>
+          <w:i/>
+        </w:rPr>
+        <w:t xml:space="preserve">Förekomst av tretåig hackspett Picoides tridactylus på bestånds- och landskapsnivå. </w:t>
+      </w:r>
+      <w:r>
+        <w:t>Ornis Svecica 6: 107–119.</w:t>
+      </w:r>
+    </w:p>
+    <w:p>
+      <w:r>
+        <w:t xml:space="preserve">Butler, R., Angelstam, P., Ekelund, P. &amp; Schlaeffer, R. 2004. </w:t>
+      </w:r>
+      <w:r>
+        <w:rPr>
+          <w:i/>
+        </w:rPr>
+        <w:t xml:space="preserve">Dead wood threshold values for the three-toed woodpecker presence in boreal and sub-Alpine forest. </w:t>
+      </w:r>
+      <w:r>
+        <w:t>Biological conservation 119(3): 305–318.</w:t>
+      </w:r>
+    </w:p>
+    <w:p>
+      <w:r>
+        <w:t xml:space="preserve">Imbeau, L. &amp; Desrochers, A. 2002. </w:t>
+      </w:r>
+      <w:r>
+        <w:rPr>
+          <w:i/>
+        </w:rPr>
+        <w:t xml:space="preserve">Foraging Ecology and Use of Drumming Trees by Three-Toed Woodpeckers. </w:t>
+      </w:r>
+      <w:r>
+        <w:t>The Journal of Wildlife Management. Vol. 66, No. 1 (Jan., 2002), pp. 222–231.</w:t>
+      </w:r>
+    </w:p>
+    <w:p>
+      <w:r>
+        <w:t xml:space="preserve">Pakkala, T., Hanski, I. &amp; Tomppo, E. 2002. </w:t>
+      </w:r>
+      <w:r>
+        <w:rPr>
+          <w:i/>
+        </w:rPr>
+        <w:t xml:space="preserve">Spatial ecology of the three-toed woodpecker in managed forest landscapes. </w:t>
+      </w:r>
+      <w:r>
+        <w:t>Silva Fennica 36(1): 279–288.</w:t>
+      </w:r>
+    </w:p>
+    <w:p>
+      <w:r>
+        <w:t xml:space="preserve">Skogsstyrelsen, 2016. </w:t>
+      </w:r>
+      <w:r>
+        <w:rPr>
+          <w:i/>
+        </w:rPr>
+        <w:t>Vägledning för hänsyn till fåglar – Tretåig hackspett.</w:t>
+      </w:r>
+    </w:p>
+    <w:p>
+      <w:r>
+        <w:t xml:space="preserve">SLU Artdatabanken, 2024. </w:t>
+      </w:r>
+      <w:r>
+        <w:rPr>
+          <w:i/>
+        </w:rPr>
+        <w:t xml:space="preserve">Artfaktablad. Naturvård – artfakta. </w:t>
+      </w:r>
+      <w:r>
+        <w:t>SLU Artdatabanken, Uppsala.</w:t>
+      </w:r>
+    </w:p>
+    <w:p>
+      <w:r>
+        <w:t xml:space="preserve">Stachura-Skierczynska, K., Tumiel, T. &amp; Skierczynski, M. 2009. </w:t>
+      </w:r>
+      <w:r>
+        <w:rPr>
+          <w:i/>
+        </w:rPr>
+        <w:t xml:space="preserve">Habitat prediction model for three-toed woodpecker and its implications for the conservation of biologically valuable forests. </w:t>
+      </w:r>
+      <w:r>
+        <w:t>Forest Ecology and Management 258(5): 697–703.</w:t>
+      </w:r>
+    </w:p>
+    <w:p>
+      <w:r>
+        <w:t xml:space="preserve">Virkkala, R. 1991. </w:t>
+      </w:r>
+      <w:r>
+        <w:rPr>
+          <w:i/>
+        </w:rPr>
+        <w:t xml:space="preserve">Population trends of forest birds in a Finnish Lapland landscape of large habitat blocks – Consequences of stochastic environmental variation or regional habitat alteration. </w:t>
+      </w:r>
+      <w:r>
+        <w:t>Biological conservation 56(2): 223–240.</w:t>
+      </w:r>
+    </w:p>
+    <w:p>
+      <w:r>
+        <w:t xml:space="preserve">Wesolowski, T., Czeszczewik, D. &amp; Rowinski, P. 2005. </w:t>
+      </w:r>
+      <w:r>
+        <w:rPr>
+          <w:i/>
+        </w:rPr>
+        <w:t xml:space="preserve">Effects of forest management on Three-toed Woodpecker Picoides tridactylus distribution in the Bialowieza Forest (NE Poland): conservation implications. </w:t>
+      </w:r>
+      <w:r>
+        <w:t>Acta Ornithologica 40(1): 53–60.</w:t>
+      </w:r>
+    </w:p>
+    <w:p>
+      <w:pPr>
+        <w:pStyle w:val="Heading1"/>
+      </w:pPr>
+      <w:r>
+        <w:t>Tjäder – ekologi samt krav på livsmiljön</w:t>
+      </w:r>
+    </w:p>
+    <w:p>
+      <w:r>
+        <w:t xml:space="preserve">Tjäder (§4) omfattas av bilaga 1 och 2 EU:s fågeldirektiv och är typisk art för </w:t>
+      </w:r>
+      <w:r>
+        <w:rPr>
+          <w:i/>
+        </w:rPr>
+        <w:t xml:space="preserve">9010 Taiga </w:t>
+      </w:r>
+      <w:r>
+        <w:t xml:space="preserve">och </w:t>
+      </w:r>
+      <w:r>
+        <w:rPr>
+          <w:i/>
+        </w:rPr>
+        <w:t>9740 Skogsbevuxen myr</w:t>
+      </w:r>
+      <w:r>
+        <w:t>. Tjädern är en utpräglad skogsfågel knuten till större sammanhängande barrskogsområden. Tupparna och hönorna utnyttjar till viss del olika miljöer, och habitatvalet varierar dessutom mellan olika delar av året. För att det ska finnas livskraftiga tjäderbestånd krävs funktionella skogslandskap med en blandning av uppvuxen, gles och luckig skog, täta sumpskogar, myrar och andra små våtmarker (Skogsstyrelsen, 2019; SLU Artdatabanken 2024).</w:t>
+      </w:r>
+    </w:p>
+    <w:p>
+      <w:r>
+        <w:t>Arten försvinner när skogen fragmenteras och den sammanlagda arealen hyggen och andra öppna områden blir för stor. Ett småskaligt och försiktigt virkesuttag genom hyggesfria metoder kan i vissa fall vara möjligt i området inom 200 m från lekcentrum. Längre ut från lekcentrum, inom 200–500 m bör den avverkade ytan inte överskrida 1 hektar för att undvika alltför stora och snabba förändringar (Skogsstyrelsen, 2019).</w:t>
+      </w:r>
+    </w:p>
+    <w:p>
+      <w:pPr>
+        <w:pStyle w:val="Heading2"/>
+      </w:pPr>
+      <w:r>
+        <w:t>Referenser – tjäder</w:t>
+      </w:r>
+    </w:p>
+    <w:p>
+      <w:r>
+        <w:t xml:space="preserve">Skogsstyrelsen, 2019. </w:t>
+      </w:r>
+      <w:r>
+        <w:rPr>
+          <w:i/>
+        </w:rPr>
+        <w:t>Vägledning för hänsyn till fåglar – tjäder.</w:t>
+      </w:r>
+    </w:p>
+    <w:p>
+      <w:r>
+        <w:t xml:space="preserve">SLU Artdatabanken, 2024. </w:t>
       </w:r>
       <w:r>
         <w:rPr>
@@ -1195,7 +1731,7 @@
     <w:r>
       <w:tab/>
       <w:tab/>
-      <w:t>2026-10-26</w:t>
+      <w:t>2026-10-27</w:t>
       <w:br/>
       <w:br/>
     </w:r>

--- a/klagomål/A 43711-2025 FSC-klagomål.docx
+++ b/klagomål/A 43711-2025 FSC-klagomål.docx
@@ -1731,7 +1731,7 @@
     <w:r>
       <w:tab/>
       <w:tab/>
-      <w:t>2026-10-27</w:t>
+      <w:t>2026-10-28</w:t>
       <w:br/>
       <w:br/>
     </w:r>

--- a/klagomål/A 43711-2025 FSC-klagomål.docx
+++ b/klagomål/A 43711-2025 FSC-klagomål.docx
@@ -1731,7 +1731,7 @@
     <w:r>
       <w:tab/>
       <w:tab/>
-      <w:t>2026-10-28</w:t>
+      <w:t>2026-10-29</w:t>
       <w:br/>
       <w:br/>
     </w:r>

--- a/klagomål/A 43711-2025 FSC-klagomål.docx
+++ b/klagomål/A 43711-2025 FSC-klagomål.docx
@@ -1731,7 +1731,7 @@
     <w:r>
       <w:tab/>
       <w:tab/>
-      <w:t>2026-10-29</w:t>
+      <w:t>2026-10-31</w:t>
       <w:br/>
       <w:br/>
     </w:r>
